--- a/dataset/CICID-2018_processed/Bao_Cao_Tong_Hop_Dataset_3.5M_CICIDS2018.docx
+++ b/dataset/CICID-2018_processed/Bao_Cao_Tong_Hop_Dataset_3.5M_CICIDS2018.docx
@@ -53,6 +53,23 @@
           </w14:textFill>
         </w:rPr>
         <w:t>DANH MỤC ĐẶC TRƯNG &amp; CƠ SỞ KHOA HỌC</w:t>
+      </w:r>
+    </w:p>
+    <w:p>
+      <w:pPr>
+        <w:spacing w:before="800" w:after="200"/>
+        <w:jc w:val="center"/>
+        <w:rPr>
+          <w:color w:val="000000" w:themeColor="text1"/>
+          <w14:textFill>
+            <w14:solidFill>
+              <w14:schemeClr w14:val="tx1"/>
+            </w14:solidFill>
+          </w14:textFill>
+        </w:rPr>
+      </w:pPr>
+      <w:r>
+        <w:t>Đính chính ngày 16/10/2026: FPR đo Benign bị báo thành Attack (0.2324%); FNR đo Attack bị bỏ sót thành Benign (5.7481%). Số liệu lấy từ ma trận test 700,000 flow. Cột tuning cũ được đổi tên thành FNR; chưa có FPR từng cấu hình. Không suy ra FPR live từ số liệu offline.</w:t>
       </w:r>
     </w:p>
     <w:p>
@@ -6362,7 +6379,7 @@
             </w14:solidFill>
           </w14:textFill>
         </w:rPr>
-        <w:t>Tránh hiện tượng Lệch xác suất tiên nghiệm (Prior Probability Bias / Base Rate Fallacy):</w:t>
+        <w:t xml:space="preserve">Tỷ lệ 70% Benign và 30% Attack là cấu hình lấy mẫu của nghiên cứu, không bảo đảm FPR thấp ngoài thực tế. Trên tập test đã lưu, XGBoost có FPR = 1,139 / 490,000 = 0.2324% và FNR = 12,071 / 210,000 = 5.7481%. Chưa có cơ sở khẳng định FPR &lt; 0.1% từ tỷ lệ lấy mẫu này.</w:t>
       </w:r>
       <w:r>
         <w:rPr>
@@ -6384,7 +6401,7 @@
             </w14:solidFill>
           </w14:textFill>
         </w:rPr>
-        <w:t>• Trong mạng thực tế, hơn 99% lưu lượng là bình thường (Benign). Nếu nhồi quá nhiều dữ liệu Tấn công (ví dụ 60-70% Attack), mô hình sẽ bị 'nhạy cảm thái quá' (Paranoid), nhìn đâu cũng thấy Hacker và nhận nhầm người dùng bình thường thành tấn công (FPR tăng cao).</w:t>
+        <w:t xml:space="preserve"/>
       </w:r>
       <w:r>
         <w:rPr>
@@ -6406,7 +6423,7 @@
             </w14:solidFill>
           </w14:textFill>
         </w:rPr>
-        <w:t>• Việc giữ 70% Benign (2.45 triệu mẫu) giúp mô hình học cực kỳ sâu sắc và vững chắc về các hành vi mạng sạch (lướt web, truyền file, email...), từ đó triệt tiêu báo động giả xuống mức cực thấp (FPR &lt; 0.1%, giải quyết hoàn hảo Sub-RQ 1.2). Đồng thời 30% Attack (1.05 triệu mẫu) là quá đủ để mô hình nắm vững mọi kịch bản tấn công.</w:t>
+        <w:t xml:space="preserve"/>
       </w:r>
     </w:p>
     <w:p>
